--- a/RFI-Docs/US Medicine 12-10-24--Chronic Ill Health Remains an Issue for Many Gulf War Veterans.docx
+++ b/RFI-Docs/US Medicine 12-10-24--Chronic Ill Health Remains an Issue for Many Gulf War Veterans.docx
@@ -4,7 +4,122 @@
   <w:body>
     <w:p>
       <w:pPr>
+        <w:jc w:val="left"/>
+      </w:pPr>
+      <w:r>
+        <w:rPr>
+          <w:color w:val="646464"/>
+          <w:sz w:val="18"/>
+        </w:rPr>
+        <w:t>Document: US Medicine 12-10-24--Chronic Ill Health Remains an Issue for Many Gulf War Veterans.docx</w:t>
+      </w:r>
+    </w:p>
+    <w:p>
+      <w:pPr>
+        <w:jc w:val="left"/>
+      </w:pPr>
+      <w:r>
+        <w:rPr>
+          <w:color w:val="646464"/>
+          <w:sz w:val="18"/>
+        </w:rPr>
+        <w:t>Title: US Medicine 12-10-24--Chronic Ill Health Remains an Issue for Many Gulf War Veterans</w:t>
+      </w:r>
+    </w:p>
+    <w:p>
+      <w:pPr>
+        <w:jc w:val="left"/>
+      </w:pPr>
+      <w:r>
+        <w:rPr>
+          <w:color w:val="646464"/>
+          <w:sz w:val="18"/>
+        </w:rPr>
+        <w:t>Topic: Toxic Exposure - MERP | Type: News Articles</w:t>
+      </w:r>
+    </w:p>
+    <w:p>
+      <w:pPr>
+        <w:jc w:val="left"/>
+      </w:pPr>
+      <w:r>
+        <w:rPr>
+          <w:color w:val="646464"/>
+          <w:sz w:val="18"/>
+        </w:rPr>
+        <w:t>Created: 2024-12-16 | By: Richman, Michael (VACO)</w:t>
+      </w:r>
+    </w:p>
+    <w:p>
+      <w:pPr>
+        <w:jc w:val="left"/>
+      </w:pPr>
+      <w:r>
+        <w:rPr>
+          <w:color w:val="646464"/>
+          <w:sz w:val="18"/>
+        </w:rPr>
+        <w:t>Modified: 2024-12-16 | By: Richman, Michael (VACO)</w:t>
+      </w:r>
+    </w:p>
+    <w:p>
+      <w:pPr>
+        <w:jc w:val="left"/>
+      </w:pPr>
+      <w:r>
+        <w:rPr>
+          <w:color w:val="C8C8C8"/>
+          <w:sz w:val="16"/>
+        </w:rPr>
+        <w:t>────────────────────────────────────────────────────────────────────────────────</w:t>
+      </w:r>
+    </w:p>
+    <w:p>
+      <w:pPr>
+        <w:jc w:val="left"/>
+      </w:pPr>
+      <w:r/>
+    </w:p>
+    <w:p>
+      <w:pPr>
+        <w:jc w:val="left"/>
+      </w:pPr>
+      <w:r>
+        <w:rPr>
+          <w:color w:val="646464"/>
+          <w:sz w:val="18"/>
+        </w:rPr>
+        <w:t>Topic: Toxic Exposure - MERP | Type: News Articles</w:t>
+      </w:r>
+    </w:p>
+    <w:p>
+      <w:pPr>
+        <w:jc w:val="left"/>
+      </w:pPr>
+      <w:r>
+        <w:rPr>
+          <w:color w:val="646464"/>
+          <w:sz w:val="18"/>
+        </w:rPr>
+        <w:t>Created: 2024-12-16 | By: Richman, Michael (VACO)</w:t>
+      </w:r>
+    </w:p>
+    <w:p>
+      <w:pPr>
+        <w:jc w:val="left"/>
+      </w:pPr>
+      <w:r>
+        <w:rPr>
+          <w:color w:val="646464"/>
+          <w:sz w:val="18"/>
+        </w:rPr>
+        <w:t>Modified: 2024-12-16 | By: Richman, Michael (VACO)</w:t>
+      </w:r>
+    </w:p>
+    <w:p>
+      <w:pPr>
         <w:spacing w:after="0" w:line="312" w:lineRule="atLeast"/>
+        <w:jc w:val="left"/>
         <w:textAlignment w:val="baseline"/>
         <w:outlineLvl w:val="0"/>
         <w:rPr>
@@ -20,44 +135,10 @@
       </w:pPr>
       <w:r>
         <w:rPr>
-          <w:rFonts w:ascii="Georgia" w:eastAsia="Times New Roman" w:hAnsi="Georgia" w:cs="Open Sans"/>
-          <w:b/>
-          <w:bCs/>
-          <w:color w:val="333333"/>
-          <w:kern w:val="36"/>
-          <w:sz w:val="42"/>
-          <w:szCs w:val="42"/>
-          <w14:ligatures w14:val="none"/>
-        </w:rPr>
-        <w:t xml:space="preserve">Chronic Ill Health Remains an Issue for Many </w:t>
-      </w:r>
-      <w:proofErr w:type="gramStart"/>
-      <w:r>
-        <w:rPr>
-          <w:rFonts w:ascii="Georgia" w:eastAsia="Times New Roman" w:hAnsi="Georgia" w:cs="Open Sans"/>
-          <w:b/>
-          <w:bCs/>
-          <w:color w:val="333333"/>
-          <w:kern w:val="36"/>
-          <w:sz w:val="42"/>
-          <w:szCs w:val="42"/>
-          <w14:ligatures w14:val="none"/>
-        </w:rPr>
-        <w:t>Gulf</w:t>
-      </w:r>
-      <w:proofErr w:type="gramEnd"/>
-      <w:r>
-        <w:rPr>
-          <w:rFonts w:ascii="Georgia" w:eastAsia="Times New Roman" w:hAnsi="Georgia" w:cs="Open Sans"/>
-          <w:b/>
-          <w:bCs/>
-          <w:color w:val="333333"/>
-          <w:kern w:val="36"/>
-          <w:sz w:val="42"/>
-          <w:szCs w:val="42"/>
-          <w14:ligatures w14:val="none"/>
-        </w:rPr>
-        <w:t xml:space="preserve"> War Veterans</w:t>
+          <w:color w:val="C8C8C8"/>
+          <w:sz w:val="16"/>
+        </w:rPr>
+        <w:t>────────────────────────────────────────────────────────────────────────────────</w:t>
       </w:r>
     </w:p>
     <w:p>
@@ -73,54 +154,7 @@
           <w14:ligatures w14:val="none"/>
         </w:rPr>
       </w:pPr>
-      <w:r>
-        <w:rPr>
-          <w:rFonts w:ascii="Open Sans" w:eastAsia="Times New Roman" w:hAnsi="Open Sans" w:cs="Open Sans"/>
-          <w:color w:val="3A3A3A"/>
-          <w:kern w:val="0"/>
-          <w:sz w:val="18"/>
-          <w:szCs w:val="18"/>
-          <w14:ligatures w14:val="none"/>
-        </w:rPr>
-        <w:t>by </w:t>
-      </w:r>
-      <w:hyperlink r:id="rId5" w:tooltip="Posts by LaTina Emerson" w:history="1">
-        <w:r>
-          <w:rPr>
-            <w:rFonts w:ascii="Open Sans" w:eastAsia="Times New Roman" w:hAnsi="Open Sans" w:cs="Open Sans"/>
-            <w:color w:val="666666"/>
-            <w:kern w:val="0"/>
-            <w:sz w:val="18"/>
-            <w:szCs w:val="18"/>
-            <w:bdr w:val="none" w:sz="0" w:space="0" w:color="auto" w:frame="1"/>
-            <w14:ligatures w14:val="none"/>
-          </w:rPr>
-          <w:t>LaTina Emerson</w:t>
-        </w:r>
-      </w:hyperlink>
-      <w:r>
-        <w:rPr>
-          <w:rFonts w:ascii="Open Sans" w:eastAsia="Times New Roman" w:hAnsi="Open Sans" w:cs="Open Sans"/>
-          <w:color w:val="3A3A3A"/>
-          <w:kern w:val="0"/>
-          <w:sz w:val="18"/>
-          <w:szCs w:val="18"/>
-          <w14:ligatures w14:val="none"/>
-        </w:rPr>
-        <w:t> | </w:t>
-      </w:r>
-      <w:r>
-        <w:rPr>
-          <w:rFonts w:ascii="Open Sans" w:eastAsia="Times New Roman" w:hAnsi="Open Sans" w:cs="Open Sans"/>
-          <w:color w:val="3A3A3A"/>
-          <w:kern w:val="0"/>
-          <w:sz w:val="18"/>
-          <w:szCs w:val="18"/>
-          <w:bdr w:val="none" w:sz="0" w:space="0" w:color="auto" w:frame="1"/>
-          <w14:ligatures w14:val="none"/>
-        </w:rPr>
-        <w:t>Dec 10, 2024</w:t>
-      </w:r>
+      <w:r/>
     </w:p>
     <w:p>
       <w:pPr>
